--- a/_96_ADMIN__OASIS_FORMS_AND_LINKS_DIRECTORY.docx
+++ b/_96_ADMIN__OASIS_FORMS_AND_LINKS_DIRECTORY.docx
@@ -1334,57 +1334,52 @@
     </w:p>
     <w:p>
       <w:r>
-        <w:t xml:space="preserve">*Example Response Patterns*</w:t>
-      </w:r>
-    </w:p>
-    <w:p>
-      <w:r>
-        <w:t xml:space="preserve"/>
-      </w:r>
-    </w:p>
-    <w:p>
-      <w:r>
-        <w:t xml:space="preserve">- "Here's the Opening Checklist: &lt;https://docs.google.com/forms/d/e/1FAIpQLSd5BkQr5NdAWoakis4TQXi_jjt92PQl-WSSdW6f6oecofoZxQ/viewform|Opening Checklist Form&gt;"</w:t>
-      </w:r>
-    </w:p>
-    <w:p>
-      <w:r>
-        <w:t xml:space="preserve"/>
-      </w:r>
-    </w:p>
-    <w:p>
-      <w:r>
-        <w:t xml:space="preserve">- "For logging B2Bs and replays, use the Repeatability Prior Week Tracker: &lt;https://docs.google.com/spreadsheets/d/18iEgj7vnz3mxQqVS1L9IQ0W10iTP3CGWVGpIk8zp0o0/edit|Repeatability Prior Week Tracker&gt;"</w:t>
-      </w:r>
-    </w:p>
-    <w:p>
-      <w:r>
-        <w:t xml:space="preserve"/>
-      </w:r>
-    </w:p>
-    <w:p>
-      <w:r>
-        <w:t xml:space="preserve">- "For the Monthly Inventory Count, use the form here: &lt;https://docs.google.com/forms/d/e/1FAIpQLSf4_9GrtqZYMS_bXhLxznQueolkIWJ6No7ZKEDyV6bhbdCNsw/viewform|Monthly Inventory Count Form&gt;. You can also track counts in the &lt;https://docs.google.com/spreadsheets/d/1LX0mw7kCTw-u8Jkr-j1jwlosFSU1ntXXHMdP7VwB5TM/edit?gid=1682715416|Monthly Inventory Count Tracker&gt;."</w:t>
-      </w:r>
-    </w:p>
-    <w:p>
-      <w:r>
-        <w:t xml:space="preserve"/>
-      </w:r>
-    </w:p>
-    <w:p>
-      <w:r>
-        <w:t xml:space="preserve">- "The Comprehensive Walkthrough Audit Form is here: &lt;https://docs.google.com/forms/d/e/1FAIpQLScG6uFmIQCNDzgi-YmdVniDFUUZw8pNSjftrBO6VOZ_Nnetrg/viewform|Comprehensive Walkthrough Audit Form&gt;"</w:t>
-      </w:r>
-    </w:p>
-    <w:p>
-      <w:r>
-        <w:t xml:space="preserve"/>
-      </w:r>
-    </w:p>
-    <w:p>
-      <w:r>
-        <w:t xml:space="preserve">- "ITSavvy for replenishment orders: &lt;https://savvyportal.itsavvy.com/Authentication/Authentication/Login|ITSavvy Portal&gt;"</w:t>
+        <w:t>*Example Response Patterns*</w:t>
+      </w:r>
+    </w:p>
+    <w:p>
+      <w:r>
+        <w:t>- "Here's the Opening Checklist: &lt;https://docs.google.com/forms/d/e/1FAIpQLSd5BkQr5NdAWoakis4TQXi_jjt92PQl-WSSdW6f6oecofoZxQ/viewform|Opening Checklist Form&gt;"</w:t>
+      </w:r>
+    </w:p>
+    <w:p>
+      <w:r>
+        <w:t>- "For logging B2Bs and replays, use the Repeatability Prior Week Tracker: &lt;https://docs.google.com/spreadsheets/d/18iEgj7vnz3mxQqVS1L9IQ0W10iTP3CGWVGpIk8zp0o0/edit|Repeatability Prior Week Tracker&gt;"</w:t>
+      </w:r>
+    </w:p>
+    <w:p>
+      <w:r>
+        <w:t>- "For the Monthly Inventory Count, use the form here: &lt;https://docs.google.com/forms/d/e/1FAIpQLSf4_9GrtqZYMS_bXhLxznQueolkIWJ6No7ZKEDyV6bhbdCNsw/viewform|Monthly Inventory Count Form&gt;. You can also track counts in the &lt;https://docs.google.com/spreadsheets/d/1LX0mw7kCTw-u8Jkr-j1jwlosFSU1ntXXHMdP7VwB5TM/edit?gid=1682715416|Monthly Inventory Count Tracker&gt;."</w:t>
+      </w:r>
+    </w:p>
+    <w:p>
+      <w:r>
+        <w:t>- "The Comprehensive Walkthrough Audit Form is here: &lt;https://docs.google.com/forms/d/e/1FAIpQLScG6uFmIQCNDzgi-YmdVniDFUUZw8pNSjftrBO6VOZ_Nnetrg/viewform|Comprehensive Walkthrough Audit Form&gt;"</w:t>
+      </w:r>
+    </w:p>
+    <w:p>
+      <w:r>
+        <w:t>- "ITSavvy for replenishment orders: &lt;https://savvyportal.itsavvy.com/Authentication/Authentication/Login|ITSavvy Portal&gt;"</w:t>
+      </w:r>
+    </w:p>
+    <w:p>
+      <w:r>
+        <w:t>- "To dispute a Mystery Shop result, use the Mystery Shop Challenge form: &lt;https://sandboxvr-support.freshdesk.com/support/tickets/new?ticket_form=mystery_shop_challenge|Submit Mystery Shop Challenge&gt;"</w:t>
+      </w:r>
+    </w:p>
+    <w:p>
+      <w:r>
+        <w:t>- "For the Mystery Shop questionnaire, see: &lt;https://docs.google.com/spreadsheets/d/1ng8gxUZ9Q31BXMUv-X6fZ6dzvajxONzPMm2uqpzHuMg/edit?usp=sharing&amp;urp=gmail_link|Mystery Shop Questionnaire&gt;"</w:t>
+      </w:r>
+    </w:p>
+    <w:p>
+      <w:r>
+        <w:t>*DO NOT Rules*</w:t>
+      </w:r>
+    </w:p>
+    <w:p>
+      <w:r>
+        <w:t>- DO NOT tell staff that a Mystery Shop dispute form does not exist. The verified form is the Freshdesk Mystery Shop Challenge form.</w:t>
       </w:r>
     </w:p>
     <w:p>
